--- a/docs/manuals/金桥融通WMS仓库操作员操作手册.docx
+++ b/docs/manuals/金桥融通WMS仓库操作员操作手册.docx
@@ -3118,15 +3118,15 @@
       </w:pPr>
       <w:r>
         <w:rPr/>
-        <w:t>搜索商品名称、</w:t>
-      </w:r>
-      <w:r>
-        <w:rPr/>
-        <w:t xml:space="preserve">SKU </w:t>
-      </w:r>
-      <w:r>
-        <w:rPr/>
-        <w:t xml:space="preserve">或条码，核对可售条件和价格后加入明细。 </w:t>
+        <w:t>搜索商品名称、仓库</w:t>
+      </w:r>
+      <w:r>
+        <w:rPr/>
+        <w:t>SKU</w:t>
+      </w:r>
+      <w:r>
+        <w:rPr/>
+        <w:t xml:space="preserve">编码或条码，核对可售条件和价格后加入明细。 </w:t>
       </w:r>
     </w:p>
     <w:p>
@@ -5228,7 +5228,7 @@
       </w:pPr>
       <w:r>
         <w:rPr/>
-        <w:t xml:space="preserve">商品编码、批次、库位和数量： </w:t>
+        <w:t xml:space="preserve">货主商品编码、批次、库位和数量： </w:t>
       </w:r>
     </w:p>
     <w:p>
